--- a/Assignment-5.docx
+++ b/Assignment-5.docx
@@ -396,21 +396,64 @@
     </w:p>
     <w:p>
       <w:r>
-        <w:t>DOUBT – NOT GETTING EXACT MONTHS AND DAYS IN EXPERIENCE</w:t>
-      </w:r>
-    </w:p>
-    <w:p/>
-    <w:p>
-      <w:r>
-        <w:t>9.</w:t>
-      </w:r>
-    </w:p>
-    <w:p>
-      <w:r>
         <w:rPr>
           <w:noProof/>
         </w:rPr>
         <w:lastRenderedPageBreak/>
+        <w:drawing>
+          <wp:inline distT="0" distB="0" distL="0" distR="0" wp14:anchorId="60E3120A" wp14:editId="2AE69283">
+            <wp:extent cx="5731510" cy="5415915"/>
+            <wp:effectExtent l="0" t="0" r="2540" b="0"/>
+            <wp:docPr id="2105425791" name="Picture 1"/>
+            <wp:cNvGraphicFramePr>
+              <a:graphicFrameLocks xmlns:a="http://schemas.openxmlformats.org/drawingml/2006/main" noChangeAspect="1"/>
+            </wp:cNvGraphicFramePr>
+            <a:graphic xmlns:a="http://schemas.openxmlformats.org/drawingml/2006/main">
+              <a:graphicData uri="http://schemas.openxmlformats.org/drawingml/2006/picture">
+                <pic:pic xmlns:pic="http://schemas.openxmlformats.org/drawingml/2006/picture">
+                  <pic:nvPicPr>
+                    <pic:cNvPr id="2105425791" name="Picture 2105425791"/>
+                    <pic:cNvPicPr/>
+                  </pic:nvPicPr>
+                  <pic:blipFill>
+                    <a:blip r:embed="rId13">
+                      <a:extLst>
+                        <a:ext uri="{28A0092B-C50C-407E-A947-70E740481C1C}">
+                          <a14:useLocalDpi xmlns:a14="http://schemas.microsoft.com/office/drawing/2010/main" val="0"/>
+                        </a:ext>
+                      </a:extLst>
+                    </a:blip>
+                    <a:stretch>
+                      <a:fillRect/>
+                    </a:stretch>
+                  </pic:blipFill>
+                  <pic:spPr>
+                    <a:xfrm>
+                      <a:off x="0" y="0"/>
+                      <a:ext cx="5731510" cy="5415915"/>
+                    </a:xfrm>
+                    <a:prstGeom prst="rect">
+                      <a:avLst/>
+                    </a:prstGeom>
+                  </pic:spPr>
+                </pic:pic>
+              </a:graphicData>
+            </a:graphic>
+          </wp:inline>
+        </w:drawing>
+      </w:r>
+    </w:p>
+    <w:p/>
+    <w:p>
+      <w:r>
+        <w:t>9.</w:t>
+      </w:r>
+    </w:p>
+    <w:p>
+      <w:r>
+        <w:rPr>
+          <w:noProof/>
+        </w:rPr>
         <w:drawing>
           <wp:inline distT="0" distB="0" distL="0" distR="0" wp14:anchorId="55C34816" wp14:editId="5F51F1C1">
             <wp:extent cx="5731510" cy="2654300"/>
@@ -427,7 +470,7 @@
                     <pic:cNvPicPr/>
                   </pic:nvPicPr>
                   <pic:blipFill>
-                    <a:blip r:embed="rId13">
+                    <a:blip r:embed="rId14">
                       <a:extLst>
                         <a:ext uri="{28A0092B-C50C-407E-A947-70E740481C1C}">
                           <a14:useLocalDpi xmlns:a14="http://schemas.microsoft.com/office/drawing/2010/main" val="0"/>
@@ -482,7 +525,7 @@
                     <pic:cNvPicPr/>
                   </pic:nvPicPr>
                   <pic:blipFill>
-                    <a:blip r:embed="rId14">
+                    <a:blip r:embed="rId15">
                       <a:extLst>
                         <a:ext uri="{28A0092B-C50C-407E-A947-70E740481C1C}">
                           <a14:useLocalDpi xmlns:a14="http://schemas.microsoft.com/office/drawing/2010/main" val="0"/>
@@ -520,7 +563,6 @@
         <w:rPr>
           <w:noProof/>
         </w:rPr>
-        <w:lastRenderedPageBreak/>
         <w:drawing>
           <wp:inline distT="0" distB="0" distL="0" distR="0" wp14:anchorId="45200241" wp14:editId="5FE3BFE2">
             <wp:extent cx="5731510" cy="1814945"/>
@@ -537,7 +579,7 @@
                     <pic:cNvPicPr/>
                   </pic:nvPicPr>
                   <pic:blipFill>
-                    <a:blip r:embed="rId15">
+                    <a:blip r:embed="rId16">
                       <a:extLst>
                         <a:ext uri="{28A0092B-C50C-407E-A947-70E740481C1C}">
                           <a14:useLocalDpi xmlns:a14="http://schemas.microsoft.com/office/drawing/2010/main" val="0"/>
@@ -575,6 +617,7 @@
         <w:rPr>
           <w:noProof/>
         </w:rPr>
+        <w:lastRenderedPageBreak/>
         <w:drawing>
           <wp:inline distT="0" distB="0" distL="0" distR="0" wp14:anchorId="14002613" wp14:editId="0DEB5158">
             <wp:extent cx="5731510" cy="1369060"/>
@@ -591,7 +634,7 @@
                     <pic:cNvPicPr/>
                   </pic:nvPicPr>
                   <pic:blipFill>
-                    <a:blip r:embed="rId16">
+                    <a:blip r:embed="rId17">
                       <a:extLst>
                         <a:ext uri="{28A0092B-C50C-407E-A947-70E740481C1C}">
                           <a14:useLocalDpi xmlns:a14="http://schemas.microsoft.com/office/drawing/2010/main" val="0"/>
@@ -694,7 +737,7 @@
                     <pic:cNvPicPr/>
                   </pic:nvPicPr>
                   <pic:blipFill>
-                    <a:blip r:embed="rId17">
+                    <a:blip r:embed="rId18">
                       <a:extLst>
                         <a:ext uri="{28A0092B-C50C-407E-A947-70E740481C1C}">
                           <a14:useLocalDpi xmlns:a14="http://schemas.microsoft.com/office/drawing/2010/main" val="0"/>
